--- a/AI for Engineers Course/Week 4/Week4_Class_Notes.docx
+++ b/AI for Engineers Course/Week 4/Week4_Class_Notes.docx
@@ -1,52 +1,760 @@
 
-<file path=word/document.xml><?xml version="1.0" encoding="UTF-8" standalone="yes"?><w:document mc:Ignorable="w14 w15 wp14" xmlns:wpc="http://schemas.microsoft.com/office/word/2010/wordprocessingCanvas" xmlns:mc="http://schemas.openxmlformats.org/markup-compatibility/2006" xmlns:o="urn:schemas-microsoft-com:office:office" xmlns:r="http://schemas.openxmlformats.org/officeDocument/2006/relationships" xmlns:m="http://schemas.openxmlformats.org/officeDocument/2006/math" xmlns:v="urn:schemas-microsoft-com:vml" xmlns:wp14="http://schemas.microsoft.com/office/word/2010/wordprocessingDrawing" xmlns:wp="http://schemas.openxmlformats.org/drawingml/2006/wordprocessingDrawing" xmlns:w10="urn:schemas-microsoft-com:office:word" xmlns:w="http://schemas.openxmlformats.org/wordprocessingml/2006/main" xmlns:w14="http://schemas.microsoft.com/office/word/2010/wordml" xmlns:w15="http://schemas.microsoft.com/office/word/2012/wordml" xmlns:wpg="http://schemas.microsoft.com/office/word/2010/wordprocessingGroup" xmlns:wpi="http://schemas.microsoft.com/office/word/2010/wordprocessingInk" xmlns:wne="http://schemas.microsoft.com/office/word/2006/wordml" xmlns:wps="http://schemas.microsoft.com/office/word/2010/wordprocessingShape" xmlns:cx="http://schemas.microsoft.com/office/drawing/2014/chartex" xmlns:cx1="http://schemas.microsoft.com/office/drawing/2015/9/8/chartex" xmlns:cx2="http://schemas.microsoft.com/office/drawing/2015/10/21/chartex" xmlns:cx3="http://schemas.microsoft.com/office/drawing/2016/5/9/chartex" xmlns:cx4="http://schemas.microsoft.com/office/drawing/2016/5/10/chartex" xmlns:cx5="http://schemas.microsoft.com/office/drawing/2016/5/11/chartex" xmlns:cx6="http://schemas.microsoft.com/office/drawing/2016/5/12/chartex" xmlns:cx7="http://schemas.microsoft.com/office/drawing/2016/5/13/chartex" xmlns:cx8="http://schemas.microsoft.com/office/drawing/2016/5/14/chartex" xmlns:aink="http://schemas.microsoft.com/office/drawing/2016/ink" xmlns:am3d="http://schemas.microsoft.com/office/drawing/2017/model3d" xmlns:w16cex="http://schemas.microsoft.com/office/word/2018/wordml/cex" xmlns:w16cid="http://schemas.microsoft.com/office/word/2016/wordml/cid" xmlns:w16="http://schemas.microsoft.com/office/word/2018/wordml" xmlns:w16sdtdh="http://schemas.microsoft.com/office/word/2020/wordml/sdtdatahash" xmlns:w16se="http://schemas.microsoft.com/office/word/2015/wordml/symex"><w:body><w:p><w:pPr><w:pStyle w:val="Heading1"/><w:spacing w:after="200"/><w:jc w:val="center"/></w:pPr><w:r><w:t xml:space="preserve">AI for Engineers - Week 4 Class Notes</w:t></w:r></w:p><w:p><w:pPr><w:pStyle w:val="Heading2"/><w:spacing w:after="400"/><w:jc w:val="center"/></w:pPr><w:r><w:t xml:space="preserve">Building with Large Language Models</w:t></w:r></w:p><w:p><w:pPr><w:pStyle w:val="Heading1"/><w:spacing w:before="400" w:after="200"/></w:pPr><w:r><w:t xml:space="preserve">Session 10: Prompt Engineering Fundamentals</w:t></w:r></w:p><w:p><w:pPr><w:pStyle w:val="Heading2"/><w:spacing w:before="100" w:after="150"/></w:pPr><w:r><w:t xml:space="preserve">Overview</w:t></w:r></w:p><w:p><w:pPr><w:spacing w:after="200"/></w:pPr><w:r><w:t xml:space="preserve">Prompt engineering is the practice of designing and refining text inputs to elicit desired outputs from language models. It bridges the gap between model capabilities and practical applications.</w:t></w:r></w:p><w:p><w:pPr><w:pStyle w:val="Heading2"/><w:spacing w:before="200" w:after="150"/></w:pPr><w:r><w:t xml:space="preserve">1. System Prompts and Personas</w:t></w:r></w:p><w:p><w:pPr><w:spacing w:after="150"/></w:pPr><w:r><w:t xml:space="preserve">A system prompt defines the model&apos;s role, behavior, and constraints. It acts as the personality layer for the model.</w:t></w:r></w:p><w:p><w:pPr><w:pStyle w:val="Normal"/><w:pBdr><w:top w:val="single" w:color="000000" w:space="1"/><w:bottom w:val="single" w:color="000000" w:space="1"/><w:left w:val="single" w:color="000000" w:space="1"/><w:right w:val="single" w:color="000000" w:space="1"/></w:pBdr><w:shd w:color="F5F5F5" w:val="clear"/><w:spacing w:before="100" w:after="100"/></w:pPr><w:r><w:t xml:space="preserve">System Prompt Example:
-&quot;You are an experienced Python developer with 10+ years of expertise.
+<file path=word/document.xml><?xml version="1.0" encoding="utf-8"?>
+<w:document xmlns:wpc="http://schemas.microsoft.com/office/word/2010/wordprocessingCanvas" xmlns:mc="http://schemas.openxmlformats.org/markup-compatibility/2006" xmlns:o="urn:schemas-microsoft-com:office:office" xmlns:r="http://schemas.openxmlformats.org/officeDocument/2006/relationships" xmlns:m="http://schemas.openxmlformats.org/officeDocument/2006/math" xmlns:v="urn:schemas-microsoft-com:vml" xmlns:wp14="http://schemas.microsoft.com/office/word/2010/wordprocessingDrawing" xmlns:wp="http://schemas.openxmlformats.org/drawingml/2006/wordprocessingDrawing" xmlns:w10="urn:schemas-microsoft-com:office:word" xmlns:w="http://schemas.openxmlformats.org/wordprocessingml/2006/main" xmlns:w14="http://schemas.microsoft.com/office/word/2010/wordml" xmlns:w15="http://schemas.microsoft.com/office/word/2012/wordml" xmlns:wpg="http://schemas.microsoft.com/office/word/2010/wordprocessingGroup" xmlns:wpi="http://schemas.microsoft.com/office/word/2010/wordprocessingInk" xmlns:wne="http://schemas.microsoft.com/office/word/2006/wordml" xmlns:wps="http://schemas.microsoft.com/office/word/2010/wordprocessingShape" xmlns:cx="http://schemas.microsoft.com/office/drawing/2014/chartex" xmlns:cx1="http://schemas.microsoft.com/office/drawing/2015/9/8/chartex" xmlns:cx2="http://schemas.microsoft.com/office/drawing/2015/10/21/chartex" xmlns:cx3="http://schemas.microsoft.com/office/drawing/2016/5/9/chartex" xmlns:cx4="http://schemas.microsoft.com/office/drawing/2016/5/10/chartex" xmlns:cx5="http://schemas.microsoft.com/office/drawing/2016/5/11/chartex" xmlns:cx6="http://schemas.microsoft.com/office/drawing/2016/5/12/chartex" xmlns:cx7="http://schemas.microsoft.com/office/drawing/2016/5/13/chartex" xmlns:cx8="http://schemas.microsoft.com/office/drawing/2016/5/14/chartex" xmlns:aink="http://schemas.microsoft.com/office/drawing/2016/ink" xmlns:am3d="http://schemas.microsoft.com/office/drawing/2017/model3d" xmlns:w16cex="http://schemas.microsoft.com/office/word/2018/wordml/cex" xmlns:w16cid="http://schemas.microsoft.com/office/word/2016/wordml/cid" xmlns:w16="http://schemas.microsoft.com/office/word/2018/wordml" xmlns:w16sdtdh="http://schemas.microsoft.com/office/word/2020/wordml/sdtdatahash" xmlns:w16se="http://schemas.microsoft.com/office/word/2015/wordml/symex" mc:Ignorable="w14 w15 wp14">
+  <w:body>
+    <w:p>
+      <w:pPr>
+        <w:pStyle w:val="Heading1"/>
+        <w:spacing w:after="200"/>
+        <w:jc w:val="center"/>
+      </w:pPr>
+      <w:r>
+        <w:t xml:space="preserve">AI for Engineers - Week 4 Class Notes</w:t>
+      </w:r>
+    </w:p>
+    <w:p>
+      <w:pPr>
+        <w:pStyle w:val="Heading2"/>
+        <w:spacing w:after="400"/>
+        <w:jc w:val="center"/>
+      </w:pPr>
+      <w:r>
+        <w:t xml:space="preserve">Building with Large Language Models</w:t>
+      </w:r>
+    </w:p>
+    <w:p>
+      <w:pPr>
+        <w:pStyle w:val="Heading1"/>
+        <w:spacing w:before="400" w:after="200"/>
+      </w:pPr>
+      <w:r>
+        <w:t xml:space="preserve">Session 10: Prompt Engineering Fundamentals</w:t>
+      </w:r>
+    </w:p>
+    <w:p>
+      <w:pPr>
+        <w:pStyle w:val="Heading2"/>
+        <w:spacing w:before="100" w:after="150"/>
+      </w:pPr>
+      <w:r>
+        <w:t xml:space="preserve">Overview</w:t>
+      </w:r>
+    </w:p>
+    <w:p>
+      <w:pPr>
+        <w:spacing w:after="200"/>
+      </w:pPr>
+      <w:r>
+        <w:t xml:space="preserve">Prompt engineering is the practice of designing and refining text inputs to elicit desired outputs from language models. It bridges the gap between model capabilities and practical applications.</w:t>
+      </w:r>
+    </w:p>
+    <w:p>
+      <w:pPr>
+        <w:pStyle w:val="Heading2"/>
+        <w:spacing w:before="200" w:after="150"/>
+      </w:pPr>
+      <w:r>
+        <w:t xml:space="preserve">1. System Prompts and Personas</w:t>
+      </w:r>
+    </w:p>
+    <w:p>
+      <w:pPr>
+        <w:spacing w:after="150"/>
+      </w:pPr>
+      <w:r>
+        <w:t xml:space="preserve">A system prompt defines the model's role, behavior, and constraints. It acts as the personality layer for the model.</w:t>
+      </w:r>
+    </w:p>
+    <w:p>
+      <w:pPr>
+        <w:pStyle w:val="Normal"/>
+        <w:pBdr>
+          <w:top w:val="single" w:color="000000" w:space="1"/>
+          <w:bottom w:val="single" w:color="000000" w:space="1"/>
+          <w:left w:val="single" w:color="000000" w:space="1"/>
+          <w:right w:val="single" w:color="000000" w:space="1"/>
+        </w:pBdr>
+        <w:shd w:color="F5F5F5" w:val="clear"/>
+        <w:spacing w:before="100" w:after="100"/>
+      </w:pPr>
+      <w:r>
+        <w:t xml:space="preserve">System Prompt Example:
+"You are an experienced Python developer with 10+ years of expertise.
 You excel at writing clean, well-documented code with comprehensive error handling.
 When providing code, always include:
 - Type hints for all parameters and returns
 - Docstrings explaining the purpose and behavior
 - Error handling for edge cases
 - Unit test examples
-
 Respond in a friendly, encouraging tone.
-If a request seems unclear, ask clarifying questions.&quot;</w:t></w:r></w:p><w:p><w:pPr><w:pStyle w:val="Heading3"/><w:spacing w:before="200" w:after="100"/></w:pPr><w:r><w:t xml:space="preserve">Key Elements:</w:t></w:r></w:p><0/><w:p><w:pPr><w:pStyle w:val="Heading2"/><w:spacing w:before="300" w:after="150"/></w:pPr><w:r><w:t xml:space="preserve">2. Few-shot and Zero-shot Prompting</w:t></w:r></w:p><w:p><w:pPr><w:spacing w:after="150"/></w:pPr><w:r><w:t xml:space="preserve">Few-shot prompting provides examples in the prompt to guide behavior. Zero-shot relies on instruction alone.</w:t></w:r></w:p><w:p><w:pPr><w:pStyle w:val="Heading3"/><w:spacing w:before="100" w:after="100"/></w:pPr><w:r><w:t xml:space="preserve">Zero-shot Example:</w:t></w:r></w:p><w:p><w:pPr><w:pStyle w:val="Normal"/><w:pBdr><w:top w:val="single" w:color="000000" w:space="1"/><w:bottom w:val="single" w:color="000000" w:space="1"/><w:left w:val="single" w:color="000000" w:space="1"/><w:right w:val="single" w:color="000000" w:space="1"/></w:pBdr><w:shd w:color="F5F5F5" w:val="clear"/><w:spacing w:before="100" w:after="100"/></w:pPr><w:r><w:t xml:space="preserve">Classify the sentiment of this review:
-&quot;The product works great and arrived on time!&quot;
-
-Answer: positive</w:t></w:r></w:p><w:p><w:pPr><w:pStyle w:val="Heading3"/><w:spacing w:before="200" w:after="100"/></w:pPr><w:r><w:t xml:space="preserve">Few-shot Example:</w:t></w:r></w:p><w:p><w:pPr><w:pStyle w:val="Normal"/><w:pBdr><w:top w:val="single" w:color="000000" w:space="1"/><w:bottom w:val="single" w:color="000000" w:space="1"/><w:left w:val="single" w:color="000000" w:space="1"/><w:right w:val="single" w:color="000000" w:space="1"/></w:pBdr><w:shd w:color="F5F5F5" w:val="clear"/><w:spacing w:before="100" w:after="100"/></w:pPr><w:r><w:t xml:space="preserve">Classify sentiment of reviews:
-
-Review: &quot;Excellent product, fast shipping&quot;
+If a request seems unclear, ask clarifying questions."</w:t>
+      </w:r>
+    </w:p>
+    <w:p>
+      <w:pPr>
+        <w:pStyle w:val="Heading3"/>
+        <w:spacing w:before="200" w:after="100"/>
+      </w:pPr>
+      <w:r>
+        <w:t xml:space="preserve">Key Elements:</w:t>
+      </w:r>
+    </w:p>
+    <w:p>
+      <w:pPr>
+        <w:pStyle w:val="Heading2"/>
+        <w:spacing w:before="300" w:after="150"/>
+      </w:pPr>
+      <w:r>
+        <w:t xml:space="preserve">2. Few-shot and Zero-shot Prompting</w:t>
+      </w:r>
+    </w:p>
+    <w:p>
+      <w:pPr>
+        <w:spacing w:after="150"/>
+      </w:pPr>
+      <w:r>
+        <w:t xml:space="preserve">Few-shot prompting provides examples in the prompt to guide behavior. Zero-shot relies on instruction alone.</w:t>
+      </w:r>
+    </w:p>
+    <w:p>
+      <w:pPr>
+        <w:pStyle w:val="Heading3"/>
+        <w:spacing w:before="100" w:after="100"/>
+      </w:pPr>
+      <w:r>
+        <w:t xml:space="preserve">Zero-shot Example:</w:t>
+      </w:r>
+    </w:p>
+    <w:p>
+      <w:pPr>
+        <w:pStyle w:val="Normal"/>
+        <w:pBdr>
+          <w:top w:val="single" w:color="000000" w:space="1"/>
+          <w:bottom w:val="single" w:color="000000" w:space="1"/>
+          <w:left w:val="single" w:color="000000" w:space="1"/>
+          <w:right w:val="single" w:color="000000" w:space="1"/>
+        </w:pBdr>
+        <w:shd w:color="F5F5F5" w:val="clear"/>
+        <w:spacing w:before="100" w:after="100"/>
+      </w:pPr>
+      <w:r>
+        <w:t xml:space="preserve">Classify the sentiment of this review:
+"The product works great and arrived on time!"
+Answer: positive</w:t>
+      </w:r>
+    </w:p>
+    <w:p>
+      <w:pPr>
+        <w:pStyle w:val="Heading3"/>
+        <w:spacing w:before="200" w:after="100"/>
+      </w:pPr>
+      <w:r>
+        <w:t xml:space="preserve">Few-shot Example:</w:t>
+      </w:r>
+    </w:p>
+    <w:p>
+      <w:pPr>
+        <w:pStyle w:val="Normal"/>
+        <w:pBdr>
+          <w:top w:val="single" w:color="000000" w:space="1"/>
+          <w:bottom w:val="single" w:color="000000" w:space="1"/>
+          <w:left w:val="single" w:color="000000" w:space="1"/>
+          <w:right w:val="single" w:color="000000" w:space="1"/>
+        </w:pBdr>
+        <w:shd w:color="F5F5F5" w:val="clear"/>
+        <w:spacing w:before="100" w:after="100"/>
+      </w:pPr>
+      <w:r>
+        <w:t xml:space="preserve">Classify sentiment of reviews:
+Review: "Excellent product, fast shipping"
 Sentiment: positive
-
-Review: &quot;Broken on arrival, poor quality&quot;
+Review: "Broken on arrival, poor quality"
 Sentiment: negative
-
-Review: &quot;It&apos;s okay, nothing special&quot;
+Review: "It's okay, nothing special"
 Sentiment: neutral
-
-Review: &quot;Works perfectly and looks great!&quot;
-Sentiment: </w:t></w:r></w:p><w:p><w:pPr><w:pStyle w:val="Heading3"/><w:spacing w:before="200" w:after="100"/></w:pPr><w:r><w:t xml:space="preserve">Best Practices:</w:t></w:r></w:p><0/><w:p><w:pPr><w:pStyle w:val="Heading2"/><w:spacing w:before="300" w:after="150"/></w:pPr><w:r><w:t xml:space="preserve">3. Chain-of-Thought Prompting</w:t></w:r></w:p><w:p><w:pPr><w:spacing w:after="150"/></w:pPr><w:r><w:t xml:space="preserve">CoT prompting requests intermediate reasoning steps before the final answer, improving accuracy on complex tasks.</w:t></w:r></w:p><w:p><w:pPr><w:pStyle w:val="Normal"/><w:pBdr><w:top w:val="single" w:color="000000" w:space="1"/><w:bottom w:val="single" w:color="000000" w:space="1"/><w:left w:val="single" w:color="000000" w:space="1"/><w:right w:val="single" w:color="000000" w:space="1"/></w:pBdr><w:shd w:color="F5F5F5" w:val="clear"/><w:spacing w:before="100" w:after="100"/></w:pPr><w:r><w:t xml:space="preserve">Without CoT:
-Q: &quot;A store has 100 apples. They sell 30, then receive 50 more. How many do they have?&quot;
+Review: "Works perfectly and looks great!"
+Sentiment: </w:t>
+      </w:r>
+    </w:p>
+    <w:p>
+      <w:pPr>
+        <w:pStyle w:val="Heading3"/>
+        <w:spacing w:before="200" w:after="100"/>
+      </w:pPr>
+      <w:r>
+        <w:t xml:space="preserve">Best Practices:</w:t>
+      </w:r>
+    </w:p>
+    <w:p>
+      <w:pPr>
+        <w:pStyle w:val="Heading2"/>
+        <w:spacing w:before="300" w:after="150"/>
+      </w:pPr>
+      <w:r>
+        <w:t xml:space="preserve">3. Chain-of-Thought Prompting</w:t>
+      </w:r>
+    </w:p>
+    <w:p>
+      <w:pPr>
+        <w:spacing w:after="150"/>
+      </w:pPr>
+      <w:r>
+        <w:t xml:space="preserve">CoT prompting requests intermediate reasoning steps before the final answer, improving accuracy on complex tasks.</w:t>
+      </w:r>
+    </w:p>
+    <w:p>
+      <w:pPr>
+        <w:pStyle w:val="Normal"/>
+        <w:pBdr>
+          <w:top w:val="single" w:color="000000" w:space="1"/>
+          <w:bottom w:val="single" w:color="000000" w:space="1"/>
+          <w:left w:val="single" w:color="000000" w:space="1"/>
+          <w:right w:val="single" w:color="000000" w:space="1"/>
+        </w:pBdr>
+        <w:shd w:color="F5F5F5" w:val="clear"/>
+        <w:spacing w:before="100" w:after="100"/>
+      </w:pPr>
+      <w:r>
+        <w:t xml:space="preserve">Without CoT:
+Q: "A store has 100 apples. They sell 30, then receive 50 more. How many do they have?"
 A: 120
-
 With CoT:
-Q: &quot;A store has 100 apples. They sell 30, then receive 50 more. How many do they have?&quot;
-A: &quot;Let me work through this step by step:
+Q: "A store has 100 apples. They sell 30, then receive 50 more. How many do they have?"
+A: "Let me work through this step by step:
 1. Starting amount: 100 apples
 2. After selling 30: 100 - 30 = 70 apples
 3. After receiving 50: 70 + 50 = 120 apples
-Therefore, they have 120 apples.&quot;</w:t></w:r></w:p><w:p><w:pPr><w:spacing w:before="200" w:after="150"/></w:pPr><w:r><w:t xml:space="preserve">Impact:</w:t></w:r></w:p><0/><w:p><w:pPr><w:pStyle w:val="Heading2"/><w:spacing w:before="300" w:after="150"/></w:pPr><w:r><w:t xml:space="preserve">4. Structured Output with JSON</w:t></w:r></w:p><w:p><w:pPr><w:spacing w:after="150"/></w:pPr><w:r><w:t xml:space="preserve">Specify JSON schemas to ensure consistent, parseable output.</w:t></w:r></w:p><w:p><w:pPr><w:pStyle w:val="Normal"/><w:pBdr><w:top w:val="single" w:color="000000" w:space="1"/><w:bottom w:val="single" w:color="000000" w:space="1"/><w:left w:val="single" w:color="000000" w:space="1"/><w:right w:val="single" w:color="000000" w:space="1"/></w:pBdr><w:shd w:color="F5F5F5" w:val="clear"/><w:spacing w:before="100" w:after="100"/></w:pPr><w:r><w:t xml:space="preserve">Prompt:
-&quot;Extract information from this text and respond ONLY with valid JSON:
-
-Text: &apos;John Smith works at Acme Corp as a Senior Engineer&apos;
-
+Therefore, they have 120 apples."</w:t>
+      </w:r>
+    </w:p>
+    <w:p>
+      <w:pPr>
+        <w:spacing w:before="200" w:after="150"/>
+      </w:pPr>
+      <w:r>
+        <w:t xml:space="preserve">Impact:</w:t>
+      </w:r>
+    </w:p>
+    <w:p>
+      <w:pPr>
+        <w:pStyle w:val="Heading2"/>
+        <w:spacing w:before="300" w:after="150"/>
+      </w:pPr>
+      <w:r>
+        <w:t xml:space="preserve">4. Structured Output with JSON</w:t>
+      </w:r>
+    </w:p>
+    <w:p>
+      <w:pPr>
+        <w:spacing w:after="150"/>
+      </w:pPr>
+      <w:r>
+        <w:t xml:space="preserve">Specify JSON schemas to ensure consistent, parseable output.</w:t>
+      </w:r>
+    </w:p>
+    <w:p>
+      <w:pPr>
+        <w:pStyle w:val="Normal"/>
+        <w:pBdr>
+          <w:top w:val="single" w:color="000000" w:space="1"/>
+          <w:bottom w:val="single" w:color="000000" w:space="1"/>
+          <w:left w:val="single" w:color="000000" w:space="1"/>
+          <w:right w:val="single" w:color="000000" w:space="1"/>
+        </w:pBdr>
+        <w:shd w:color="F5F5F5" w:val="clear"/>
+        <w:spacing w:before="100" w:after="100"/>
+      </w:pPr>
+      <w:r>
+        <w:t xml:space="preserve">Prompt:
+"Extract information from this text and respond ONLY with valid JSON:
+Text: 'John Smith works at Acme Corp as a Senior Engineer'
 Response format:
 {
-  &quot;name&quot;: &quot;person&apos;s full name&quot;,
-  &quot;company&quot;: &quot;company name&quot;,
-  &quot;title&quot;: &quot;job title&quot;
+  "name": "person's full name",
+  "company": "company name",
+  "title": "job title"
 }
-
-Your response (JSON only):&quot;</w:t></w:r></w:p><w:p><w:pPr><w:pStyle w:val="Heading1"/><w:spacing w:before="500" w:after="200"/></w:pPr><w:r><w:t xml:space="preserve">Session 11: Fine-Tuning Fundamentals</w:t></w:r></w:p><w:p><w:pPr><w:pStyle w:val="Heading2"/><w:spacing w:before="200" w:after="150"/></w:pPr><w:r><w:t xml:space="preserve">1. When to Fine-Tune</w:t></w:r></w:p><w:p><w:pPr><w:spacing w:after="150"/></w:pPr><w:r><w:t xml:space="preserve">Fine-tuning adapts a pre-trained model to specific tasks or domains.</w:t></w:r></w:p><0/><w:p><w:pPr><w:pStyle w:val="Heading2"/><w:spacing w:before="300" w:after="150"/></w:pPr><w:r><w:t xml:space="preserve">2. Data Preparation</w:t></w:r></w:p><w:p><w:pPr><w:spacing w:after="150"/></w:pPr><w:r><w:t xml:space="preserve">Quality training data is essential. Follow these guidelines:</w:t></w:r></w:p><0/><w:p><w:pPr><w:pStyle w:val="Heading2"/><w:spacing w:before="300" w:after="150"/></w:pPr><w:r><w:t xml:space="preserve">3. LoRA and QLoRA</w:t></w:r></w:p><w:p><w:pPr><w:spacing w:after="150"/></w:pPr><w:r><w:t xml:space="preserve">Low-Rank Adaptation (LoRA) and Quantized LoRA (QLoRA) enable efficient fine-tuning.</w:t></w:r></w:p><0/><w:p><w:pPr><w:pStyle w:val="Heading2"/><w:spacing w:before="300" w:after="150"/></w:pPr><w:r><w:t xml:space="preserve">4. Evaluation Metrics</w:t></w:r></w:p><w:p><w:pPr><w:spacing w:after="150"/></w:pPr><w:r><w:t xml:space="preserve">Measure fine-tuning effectiveness with appropriate metrics:</w:t></w:r></w:p><0/><w:p><w:pPr><w:pStyle w:val="Heading1"/><w:spacing w:before="500" w:after="200"/></w:pPr><w:r><w:t xml:space="preserve">Session 12: LLM Application Patterns</w:t></w:r></w:p><w:p><w:pPr><w:pStyle w:val="Heading2"/><w:spacing w:before="200" w:after="150"/></w:pPr><w:r><w:t xml:space="preserve">1. Chatbots and Conversational AI</w:t></w:r></w:p><0/><w:p><w:pPr><w:pStyle w:val="Heading2"/><w:spacing w:before="300" w:after="150"/></w:pPr><w:r><w:t xml:space="preserve">2. Text Summarization</w:t></w:r></w:p><0/><w:p><w:pPr><w:pStyle w:val="Heading2"/><w:spacing w:before="300" w:after="150"/></w:pPr><w:r><w:t xml:space="preserve">3. Information Extraction</w:t></w:r></w:p><0/><w:p><w:pPr><w:pStyle w:val="Heading2"/><w:spacing w:before="300" w:after="150"/></w:pPr><w:r><w:t xml:space="preserve">4. Code Generation</w:t></w:r></w:p><0/><w:p><w:pPr><w:pStyle w:val="Heading1"/><w:spacing w:before="500" w:after="200"/></w:pPr><w:r><w:t xml:space="preserve">Glossary</w:t></w:r></w:p><w:tbl><w:tblPr><w:tblW w:type="pct" w:w="100%"/><w:tblBorders><w:top w:val="single" w:color="auto" w:sz="4"/><w:left w:val="single" w:color="auto" w:sz="4"/><w:bottom w:val="single" w:color="auto" w:sz="4"/><w:right w:val="single" w:color="auto" w:sz="4"/><w:insideH w:val="single" w:color="auto" w:sz="4"/><w:insideV w:val="single" w:color="auto" w:sz="4"/></w:tblBorders></w:tblPr><w:tblGrid><w:gridCol w:w="100"/><w:gridCol w:w="100"/></w:tblGrid><w:tr><w:tc><w:tcPr><w:shd w:color="1B365D" w:val="clear"/><w:tcMar><w:top w:type="dxa" w:w="80"/><w:left w:type="dxa" w:w="120"/><w:bottom w:type="dxa" w:w="80"/><w:right w:type="dxa" w:w="120"/></w:tcMar></w:tcPr><w:p><w:r><w:t xml:space="preserve">Term</w:t></w:r></w:p></w:tc><w:tc><w:tcPr><w:shd w:color="1B365D" w:val="clear"/><w:tcMar><w:top w:type="dxa" w:w="80"/><w:left w:type="dxa" w:w="120"/><w:bottom w:type="dxa" w:w="80"/><w:right w:type="dxa" w:w="120"/></w:tcMar></w:tcPr><w:p><w:r><w:t xml:space="preserve">Definition</w:t></w:r></w:p></w:tc></w:tr><w:tr><w:tc><w:tcPr><w:tcMar><w:top w:type="dxa" w:w="80"/><w:left w:type="dxa" w:w="120"/><w:bottom w:type="dxa" w:w="80"/><w:right w:type="dxa" w:w="120"/></w:tcMar></w:tcPr><w:p><w:r><w:t xml:space="preserve">CoT</w:t></w:r></w:p></w:tc><w:tc><w:tcPr><w:tcMar><w:top w:type="dxa" w:w="80"/><w:left w:type="dxa" w:w="120"/><w:bottom w:type="dxa" w:w="80"/><w:right w:type="dxa" w:w="120"/></w:tcMar></w:tcPr><w:p><w:r><w:t xml:space="preserve">Chain-of-Thought: prompting for step-by-step reasoning</w:t></w:r></w:p></w:tc></w:tr><w:tr><w:tc><w:tcPr><w:tcMar><w:top w:type="dxa" w:w="80"/><w:left w:type="dxa" w:w="120"/><w:bottom w:type="dxa" w:w="80"/><w:right w:type="dxa" w:w="120"/></w:tcMar></w:tcPr><w:p><w:r><w:t xml:space="preserve">Few-shot</w:t></w:r></w:p></w:tc><w:tc><w:tcPr><w:tcMar><w:top w:type="dxa" w:w="80"/><w:left w:type="dxa" w:w="120"/><w:bottom w:type="dxa" w:w="80"/><w:right w:type="dxa" w:w="120"/></w:tcMar></w:tcPr><w:p><w:r><w:t xml:space="preserve">Learning from 2-5 examples in the prompt</w:t></w:r></w:p></w:tc></w:tr><w:tr><w:tc><w:tcPr><w:tcMar><w:top w:type="dxa" w:w="80"/><w:left w:type="dxa" w:w="120"/><w:bottom w:type="dxa" w:w="80"/><w:right w:type="dxa" w:w="120"/></w:tcMar></w:tcPr><w:p><w:r><w:t xml:space="preserve">Zero-shot</w:t></w:r></w:p></w:tc><w:tc><w:tcPr><w:tcMar><w:top w:type="dxa" w:w="80"/><w:left w:type="dxa" w:w="120"/><w:bottom w:type="dxa" w:w="80"/><w:right w:type="dxa" w:w="120"/></w:tcMar></w:tcPr><w:p><w:r><w:t xml:space="preserve">Answering without examples, instruction only</w:t></w:r></w:p></w:tc></w:tr><w:tr><w:tc><w:tcPr><w:tcMar><w:top w:type="dxa" w:w="80"/><w:left w:type="dxa" w:w="120"/><w:bottom w:type="dxa" w:w="80"/><w:right w:type="dxa" w:w="120"/></w:tcMar></w:tcPr><w:p><w:r><w:t xml:space="preserve">LoRA</w:t></w:r></w:p></w:tc><w:tc><w:tcPr><w:tcMar><w:top w:type="dxa" w:w="80"/><w:left w:type="dxa" w:w="120"/><w:bottom w:type="dxa" w:w="80"/><w:right w:type="dxa" w:w="120"/></w:tcMar></w:tcPr><w:p><w:r><w:t xml:space="preserve">Low-Rank Adaptation for efficient fine-tuning</w:t></w:r></w:p></w:tc></w:tr><w:tr><w:tc><w:tcPr><w:tcMar><w:top w:type="dxa" w:w="80"/><w:left w:type="dxa" w:w="120"/><w:bottom w:type="dxa" w:w="80"/><w:right w:type="dxa" w:w="120"/></w:tcMar></w:tcPr><w:p><w:r><w:t xml:space="preserve">QLoRA</w:t></w:r></w:p></w:tc><w:tc><w:tcPr><w:tcMar><w:top w:type="dxa" w:w="80"/><w:left w:type="dxa" w:w="120"/><w:bottom w:type="dxa" w:w="80"/><w:right w:type="dxa" w:w="120"/></w:tcMar></w:tcPr><w:p><w:r><w:t xml:space="preserve">Quantized LoRA for memory-efficient training</w:t></w:r></w:p></w:tc></w:tr><w:tr><w:tc><w:tcPr><w:tcMar><w:top w:type="dxa" w:w="80"/><w:left w:type="dxa" w:w="120"/><w:bottom w:type="dxa" w:w="80"/><w:right w:type="dxa" w:w="120"/></w:tcMar></w:tcPr><w:p><w:r><w:t xml:space="preserve">Prompt</w:t></w:r></w:p></w:tc><w:tc><w:tcPr><w:tcMar><w:top w:type="dxa" w:w="80"/><w:left w:type="dxa" w:w="120"/><w:bottom w:type="dxa" w:w="80"/><w:right w:type="dxa" w:w="120"/></w:tcMar></w:tcPr><w:p><w:r><w:t xml:space="preserve">Text input that guides model behavior</w:t></w:r></w:p></w:tc></w:tr><w:tr><w:tc><w:tcPr><w:tcMar><w:top w:type="dxa" w:w="80"/><w:left w:type="dxa" w:w="120"/><w:bottom w:type="dxa" w:w="80"/><w:right w:type="dxa" w:w="120"/></w:tcMar></w:tcPr><w:p><w:r><w:t xml:space="preserve">System Prompt</w:t></w:r></w:p></w:tc><w:tc><w:tcPr><w:tcMar><w:top w:type="dxa" w:w="80"/><w:left w:type="dxa" w:w="120"/><w:bottom w:type="dxa" w:w="80"/><w:right w:type="dxa" w:w="120"/></w:tcMar></w:tcPr><w:p><w:r><w:t xml:space="preserve">Special prompt that defines model personality</w:t></w:r></w:p></w:tc></w:tr><w:tr><w:tc><w:tcPr><w:tcMar><w:top w:type="dxa" w:w="80"/><w:left w:type="dxa" w:w="120"/><w:bottom w:type="dxa" w:w="80"/><w:right w:type="dxa" w:w="120"/></w:tcMar></w:tcPr><w:p><w:r><w:t xml:space="preserve">Fine-tuning</w:t></w:r></w:p></w:tc><w:tc><w:tcPr><w:tcMar><w:top w:type="dxa" w:w="80"/><w:left w:type="dxa" w:w="120"/><w:bottom w:type="dxa" w:w="80"/><w:right w:type="dxa" w:w="120"/></w:tcMar></w:tcPr><w:p><w:r><w:t xml:space="preserve">Adapting pre-trained model to specific task</w:t></w:r></w:p></w:tc></w:tr><w:tr><w:tc><w:tcPr><w:tcMar><w:top w:type="dxa" w:w="80"/><w:left w:type="dxa" w:w="120"/><w:bottom w:type="dxa" w:w="80"/><w:right w:type="dxa" w:w="120"/></w:tcMar></w:tcPr><w:p><w:r><w:t xml:space="preserve">Semantic Search</w:t></w:r></w:p></w:tc><w:tc><w:tcPr><w:tcMar><w:top w:type="dxa" w:w="80"/><w:left w:type="dxa" w:w="120"/><w:bottom w:type="dxa" w:w="80"/><w:right w:type="dxa" w:w="120"/></w:tcMar></w:tcPr><w:p><w:r><w:t xml:space="preserve">Finding similar text by meaning</w:t></w:r></w:p></w:tc></w:tr></w:tbl><w:sectPr><w:pgSz w:w="11906" w:h="16838" w:orient="portrait"/><w:pgMar w:top="1440" w:right="1440" w:bottom="1440" w:left="1440" w:header="708" w:footer="708" w:gutter="0"/><w:pgNumType/><w:docGrid w:linePitch="360"/></w:sectPr></w:body></w:document>
+Your response (JSON only):"</w:t>
+      </w:r>
+    </w:p>
+    <w:p>
+      <w:pPr>
+        <w:pStyle w:val="Heading1"/>
+        <w:spacing w:before="500" w:after="200"/>
+      </w:pPr>
+      <w:r>
+        <w:t xml:space="preserve">Session 11: Fine-Tuning Fundamentals</w:t>
+      </w:r>
+    </w:p>
+    <w:p>
+      <w:pPr>
+        <w:pStyle w:val="Heading2"/>
+        <w:spacing w:before="200" w:after="150"/>
+      </w:pPr>
+      <w:r>
+        <w:t xml:space="preserve">1. When to Fine-Tune</w:t>
+      </w:r>
+    </w:p>
+    <w:p>
+      <w:pPr>
+        <w:spacing w:after="150"/>
+      </w:pPr>
+      <w:r>
+        <w:t xml:space="preserve">Fine-tuning adapts a pre-trained model to specific tasks or domains.</w:t>
+      </w:r>
+    </w:p>
+    <w:p>
+      <w:pPr>
+        <w:pStyle w:val="Heading2"/>
+        <w:spacing w:before="300" w:after="150"/>
+      </w:pPr>
+      <w:r>
+        <w:t xml:space="preserve">2. Data Preparation</w:t>
+      </w:r>
+    </w:p>
+    <w:p>
+      <w:pPr>
+        <w:spacing w:after="150"/>
+      </w:pPr>
+      <w:r>
+        <w:t xml:space="preserve">Quality training data is essential. Follow these guidelines:</w:t>
+      </w:r>
+    </w:p>
+    <w:p>
+      <w:pPr>
+        <w:pStyle w:val="Heading2"/>
+        <w:spacing w:before="300" w:after="150"/>
+      </w:pPr>
+      <w:r>
+        <w:t xml:space="preserve">3. LoRA and QLoRA</w:t>
+      </w:r>
+    </w:p>
+    <w:p>
+      <w:pPr>
+        <w:spacing w:after="150"/>
+      </w:pPr>
+      <w:r>
+        <w:t xml:space="preserve">Low-Rank Adaptation (LoRA) and Quantized LoRA (QLoRA) enable efficient fine-tuning.</w:t>
+      </w:r>
+    </w:p>
+    <w:p>
+      <w:pPr>
+        <w:pStyle w:val="Heading2"/>
+        <w:spacing w:before="300" w:after="150"/>
+      </w:pPr>
+      <w:r>
+        <w:t xml:space="preserve">4. Evaluation Metrics</w:t>
+      </w:r>
+    </w:p>
+    <w:p>
+      <w:pPr>
+        <w:spacing w:after="150"/>
+      </w:pPr>
+      <w:r>
+        <w:t xml:space="preserve">Measure fine-tuning effectiveness with appropriate metrics:</w:t>
+      </w:r>
+    </w:p>
+    <w:p>
+      <w:pPr>
+        <w:pStyle w:val="Heading1"/>
+        <w:spacing w:before="500" w:after="200"/>
+      </w:pPr>
+      <w:r>
+        <w:t xml:space="preserve">Session 12: LLM Application Patterns</w:t>
+      </w:r>
+    </w:p>
+    <w:p>
+      <w:pPr>
+        <w:pStyle w:val="Heading2"/>
+        <w:spacing w:before="200" w:after="150"/>
+      </w:pPr>
+      <w:r>
+        <w:t xml:space="preserve">1. Chatbots and Conversational AI</w:t>
+      </w:r>
+    </w:p>
+    <w:p>
+      <w:pPr>
+        <w:pStyle w:val="Heading2"/>
+        <w:spacing w:before="300" w:after="150"/>
+      </w:pPr>
+      <w:r>
+        <w:t xml:space="preserve">2. Text Summarization</w:t>
+      </w:r>
+    </w:p>
+    <w:p>
+      <w:pPr>
+        <w:pStyle w:val="Heading2"/>
+        <w:spacing w:before="300" w:after="150"/>
+      </w:pPr>
+      <w:r>
+        <w:t xml:space="preserve">3. Information Extraction</w:t>
+      </w:r>
+    </w:p>
+    <w:p>
+      <w:pPr>
+        <w:pStyle w:val="Heading2"/>
+        <w:spacing w:before="300" w:after="150"/>
+      </w:pPr>
+      <w:r>
+        <w:t xml:space="preserve">4. Code Generation</w:t>
+      </w:r>
+    </w:p>
+    <w:p>
+      <w:pPr>
+        <w:pStyle w:val="Heading1"/>
+        <w:spacing w:before="500" w:after="200"/>
+      </w:pPr>
+      <w:r>
+        <w:t xml:space="preserve">Glossary</w:t>
+      </w:r>
+    </w:p>
+    <w:tbl>
+      <w:tblPr>
+        <w:tblW w:type="pct" w:w="100%"/>
+        <w:tblBorders>
+          <w:top w:val="single" w:color="auto" w:sz="4"/>
+          <w:left w:val="single" w:color="auto" w:sz="4"/>
+          <w:bottom w:val="single" w:color="auto" w:sz="4"/>
+          <w:right w:val="single" w:color="auto" w:sz="4"/>
+          <w:insideH w:val="single" w:color="auto" w:sz="4"/>
+          <w:insideV w:val="single" w:color="auto" w:sz="4"/>
+        </w:tblBorders>
+      </w:tblPr>
+      <w:tblGrid>
+        <w:gridCol w:w="100"/>
+        <w:gridCol w:w="100"/>
+      </w:tblGrid>
+      <w:tr>
+        <w:tc>
+          <w:tcPr>
+            <w:shd w:color="1B365D" w:val="clear"/>
+            <w:tcMar>
+              <w:top w:type="dxa" w:w="80"/>
+              <w:left w:type="dxa" w:w="120"/>
+              <w:bottom w:type="dxa" w:w="80"/>
+              <w:right w:type="dxa" w:w="120"/>
+            </w:tcMar>
+          </w:tcPr>
+          <w:p>
+            <w:r>
+              <w:t xml:space="preserve">Term</w:t>
+            </w:r>
+          </w:p>
+        </w:tc>
+        <w:tc>
+          <w:tcPr>
+            <w:shd w:color="1B365D" w:val="clear"/>
+            <w:tcMar>
+              <w:top w:type="dxa" w:w="80"/>
+              <w:left w:type="dxa" w:w="120"/>
+              <w:bottom w:type="dxa" w:w="80"/>
+              <w:right w:type="dxa" w:w="120"/>
+            </w:tcMar>
+          </w:tcPr>
+          <w:p>
+            <w:r>
+              <w:t xml:space="preserve">Definition</w:t>
+            </w:r>
+          </w:p>
+        </w:tc>
+      </w:tr>
+      <w:tr>
+        <w:tc>
+          <w:tcPr>
+            <w:tcMar>
+              <w:top w:type="dxa" w:w="80"/>
+              <w:left w:type="dxa" w:w="120"/>
+              <w:bottom w:type="dxa" w:w="80"/>
+              <w:right w:type="dxa" w:w="120"/>
+            </w:tcMar>
+          </w:tcPr>
+          <w:p>
+            <w:r>
+              <w:t xml:space="preserve">CoT</w:t>
+            </w:r>
+          </w:p>
+        </w:tc>
+        <w:tc>
+          <w:tcPr>
+            <w:tcMar>
+              <w:top w:type="dxa" w:w="80"/>
+              <w:left w:type="dxa" w:w="120"/>
+              <w:bottom w:type="dxa" w:w="80"/>
+              <w:right w:type="dxa" w:w="120"/>
+            </w:tcMar>
+          </w:tcPr>
+          <w:p>
+            <w:r>
+              <w:t xml:space="preserve">Chain-of-Thought: prompting for step-by-step reasoning</w:t>
+            </w:r>
+          </w:p>
+        </w:tc>
+      </w:tr>
+      <w:tr>
+        <w:tc>
+          <w:tcPr>
+            <w:tcMar>
+              <w:top w:type="dxa" w:w="80"/>
+              <w:left w:type="dxa" w:w="120"/>
+              <w:bottom w:type="dxa" w:w="80"/>
+              <w:right w:type="dxa" w:w="120"/>
+            </w:tcMar>
+          </w:tcPr>
+          <w:p>
+            <w:r>
+              <w:t xml:space="preserve">Few-shot</w:t>
+            </w:r>
+          </w:p>
+        </w:tc>
+        <w:tc>
+          <w:tcPr>
+            <w:tcMar>
+              <w:top w:type="dxa" w:w="80"/>
+              <w:left w:type="dxa" w:w="120"/>
+              <w:bottom w:type="dxa" w:w="80"/>
+              <w:right w:type="dxa" w:w="120"/>
+            </w:tcMar>
+          </w:tcPr>
+          <w:p>
+            <w:r>
+              <w:t xml:space="preserve">Learning from 2-5 examples in the prompt</w:t>
+            </w:r>
+          </w:p>
+        </w:tc>
+      </w:tr>
+      <w:tr>
+        <w:tc>
+          <w:tcPr>
+            <w:tcMar>
+              <w:top w:type="dxa" w:w="80"/>
+              <w:left w:type="dxa" w:w="120"/>
+              <w:bottom w:type="dxa" w:w="80"/>
+              <w:right w:type="dxa" w:w="120"/>
+            </w:tcMar>
+          </w:tcPr>
+          <w:p>
+            <w:r>
+              <w:t xml:space="preserve">Zero-shot</w:t>
+            </w:r>
+          </w:p>
+        </w:tc>
+        <w:tc>
+          <w:tcPr>
+            <w:tcMar>
+              <w:top w:type="dxa" w:w="80"/>
+              <w:left w:type="dxa" w:w="120"/>
+              <w:bottom w:type="dxa" w:w="80"/>
+              <w:right w:type="dxa" w:w="120"/>
+            </w:tcMar>
+          </w:tcPr>
+          <w:p>
+            <w:r>
+              <w:t xml:space="preserve">Answering without examples, instruction only</w:t>
+            </w:r>
+          </w:p>
+        </w:tc>
+      </w:tr>
+      <w:tr>
+        <w:tc>
+          <w:tcPr>
+            <w:tcMar>
+              <w:top w:type="dxa" w:w="80"/>
+              <w:left w:type="dxa" w:w="120"/>
+              <w:bottom w:type="dxa" w:w="80"/>
+              <w:right w:type="dxa" w:w="120"/>
+            </w:tcMar>
+          </w:tcPr>
+          <w:p>
+            <w:r>
+              <w:t xml:space="preserve">LoRA</w:t>
+            </w:r>
+          </w:p>
+        </w:tc>
+        <w:tc>
+          <w:tcPr>
+            <w:tcMar>
+              <w:top w:type="dxa" w:w="80"/>
+              <w:left w:type="dxa" w:w="120"/>
+              <w:bottom w:type="dxa" w:w="80"/>
+              <w:right w:type="dxa" w:w="120"/>
+            </w:tcMar>
+          </w:tcPr>
+          <w:p>
+            <w:r>
+              <w:t xml:space="preserve">Low-Rank Adaptation for efficient fine-tuning</w:t>
+            </w:r>
+          </w:p>
+        </w:tc>
+      </w:tr>
+      <w:tr>
+        <w:tc>
+          <w:tcPr>
+            <w:tcMar>
+              <w:top w:type="dxa" w:w="80"/>
+              <w:left w:type="dxa" w:w="120"/>
+              <w:bottom w:type="dxa" w:w="80"/>
+              <w:right w:type="dxa" w:w="120"/>
+            </w:tcMar>
+          </w:tcPr>
+          <w:p>
+            <w:r>
+              <w:t xml:space="preserve">QLoRA</w:t>
+            </w:r>
+          </w:p>
+        </w:tc>
+        <w:tc>
+          <w:tcPr>
+            <w:tcMar>
+              <w:top w:type="dxa" w:w="80"/>
+              <w:left w:type="dxa" w:w="120"/>
+              <w:bottom w:type="dxa" w:w="80"/>
+              <w:right w:type="dxa" w:w="120"/>
+            </w:tcMar>
+          </w:tcPr>
+          <w:p>
+            <w:r>
+              <w:t xml:space="preserve">Quantized LoRA for memory-efficient training</w:t>
+            </w:r>
+          </w:p>
+        </w:tc>
+      </w:tr>
+      <w:tr>
+        <w:tc>
+          <w:tcPr>
+            <w:tcMar>
+              <w:top w:type="dxa" w:w="80"/>
+              <w:left w:type="dxa" w:w="120"/>
+              <w:bottom w:type="dxa" w:w="80"/>
+              <w:right w:type="dxa" w:w="120"/>
+            </w:tcMar>
+          </w:tcPr>
+          <w:p>
+            <w:r>
+              <w:t xml:space="preserve">Prompt</w:t>
+            </w:r>
+          </w:p>
+        </w:tc>
+        <w:tc>
+          <w:tcPr>
+            <w:tcMar>
+              <w:top w:type="dxa" w:w="80"/>
+              <w:left w:type="dxa" w:w="120"/>
+              <w:bottom w:type="dxa" w:w="80"/>
+              <w:right w:type="dxa" w:w="120"/>
+            </w:tcMar>
+          </w:tcPr>
+          <w:p>
+            <w:r>
+              <w:t xml:space="preserve">Text input that guides model behavior</w:t>
+            </w:r>
+          </w:p>
+        </w:tc>
+      </w:tr>
+      <w:tr>
+        <w:tc>
+          <w:tcPr>
+            <w:tcMar>
+              <w:top w:type="dxa" w:w="80"/>
+              <w:left w:type="dxa" w:w="120"/>
+              <w:bottom w:type="dxa" w:w="80"/>
+              <w:right w:type="dxa" w:w="120"/>
+            </w:tcMar>
+          </w:tcPr>
+          <w:p>
+            <w:r>
+              <w:t xml:space="preserve">System Prompt</w:t>
+            </w:r>
+          </w:p>
+        </w:tc>
+        <w:tc>
+          <w:tcPr>
+            <w:tcMar>
+              <w:top w:type="dxa" w:w="80"/>
+              <w:left w:type="dxa" w:w="120"/>
+              <w:bottom w:type="dxa" w:w="80"/>
+              <w:right w:type="dxa" w:w="120"/>
+            </w:tcMar>
+          </w:tcPr>
+          <w:p>
+            <w:r>
+              <w:t xml:space="preserve">Special prompt that defines model personality</w:t>
+            </w:r>
+          </w:p>
+        </w:tc>
+      </w:tr>
+      <w:tr>
+        <w:tc>
+          <w:tcPr>
+            <w:tcMar>
+              <w:top w:type="dxa" w:w="80"/>
+              <w:left w:type="dxa" w:w="120"/>
+              <w:bottom w:type="dxa" w:w="80"/>
+              <w:right w:type="dxa" w:w="120"/>
+            </w:tcMar>
+          </w:tcPr>
+          <w:p>
+            <w:r>
+              <w:t xml:space="preserve">Fine-tuning</w:t>
+            </w:r>
+          </w:p>
+        </w:tc>
+        <w:tc>
+          <w:tcPr>
+            <w:tcMar>
+              <w:top w:type="dxa" w:w="80"/>
+              <w:left w:type="dxa" w:w="120"/>
+              <w:bottom w:type="dxa" w:w="80"/>
+              <w:right w:type="dxa" w:w="120"/>
+            </w:tcMar>
+          </w:tcPr>
+          <w:p>
+            <w:r>
+              <w:t xml:space="preserve">Adapting pre-trained model to specific task</w:t>
+            </w:r>
+          </w:p>
+        </w:tc>
+      </w:tr>
+      <w:tr>
+        <w:tc>
+          <w:tcPr>
+            <w:tcMar>
+              <w:top w:type="dxa" w:w="80"/>
+              <w:left w:type="dxa" w:w="120"/>
+              <w:bottom w:type="dxa" w:w="80"/>
+              <w:right w:type="dxa" w:w="120"/>
+            </w:tcMar>
+          </w:tcPr>
+          <w:p>
+            <w:r>
+              <w:t xml:space="preserve">Semantic Search</w:t>
+            </w:r>
+          </w:p>
+        </w:tc>
+        <w:tc>
+          <w:tcPr>
+            <w:tcMar>
+              <w:top w:type="dxa" w:w="80"/>
+              <w:left w:type="dxa" w:w="120"/>
+              <w:bottom w:type="dxa" w:w="80"/>
+              <w:right w:type="dxa" w:w="120"/>
+            </w:tcMar>
+          </w:tcPr>
+          <w:p>
+            <w:r>
+              <w:t xml:space="preserve">Finding similar text by meaning</w:t>
+            </w:r>
+          </w:p>
+        </w:tc>
+      </w:tr>
+    </w:tbl>
+    <w:sectPr>
+      <w:pgSz w:w="11906" w:h="16838" w:orient="portrait"/>
+      <w:pgMar w:top="1440" w:right="1440" w:bottom="1440" w:left="1440" w:header="708" w:footer="708" w:gutter="0"/>
+      <w:pgNumType/>
+      <w:docGrid w:linePitch="360"/>
+    </w:sectPr>
+  </w:body>
+</w:document>
 </file>
 
 <file path=word/comments.xml><?xml version="1.0" encoding="utf-8"?>
